--- a/오디오점검_기준.docx
+++ b/오디오점검_기준.docx
@@ -16,7 +16,7 @@
           <w:sz w:val="40"/>
           <w:szCs w:val="40"/>
         </w:rPr>
-        <w:t xml:space="preserve">CDMS 종편 영상 오디오 점검 기준</w:t>
+        <w:t xml:space="preserve">CDMS 종편 영상 품질 점검 기준 (오디오·영상)</w:t>
       </w:r>
     </w:p>
     <w:p>
@@ -31,7 +31,7 @@
           <w:sz w:val="18"/>
           <w:szCs w:val="18"/>
         </w:rPr>
-        <w:t xml:space="preserve">미림미디어랩 콘텐츠 제작관리 시스템(CDMS) · 2026. 7. 6. 기준 (빌드 2026-07-06a)</w:t>
+        <w:t xml:space="preserve">미림미디어랩 콘텐츠 제작관리 시스템(CDMS) · 2026. 7. 7. 기준 (빌드 2026-07-07b)</w:t>
       </w:r>
     </w:p>
     <w:p>
@@ -57,7 +57,7 @@
           <w:sz w:val="20"/>
           <w:szCs w:val="20"/>
         </w:rPr>
-        <w:t xml:space="preserve">CDMS의 "🔊 오디오 점검" 기능은 NAS의 종편(07_종편) 폴더에 있는 차시별 최신 영상의 오디오를 ffmpeg로 자동 분석하여, 아래 7가지 기준으로 문제 구간을 검출하고 CDMS 차시 상세 화면에 초 단위 타임스탬프로 표시합니다. 타임스탬프를 클릭하면 영상검수 화면이 해당 위치(2초 앞)부터 재생됩니다.</w:t>
+        <w:t xml:space="preserve">CDMS의 "🔊 오디오 점검" 기능은 NAS의 종편(07_종편) 폴더에 있는 차시별 최신 영상을 ffmpeg로 자동 분석하여, 오디오 7가지 + 영상 품질 4가지 기준으로 문제를 검출하고 CDMS 차시 상세 화면에 초 단위 타임스탬프로 표시합니다. 타임스탬프를 클릭하면 영상검수 화면이 해당 위치(2초 앞)부터 재생됩니다.</w:t>
       </w:r>
     </w:p>
     <w:p>
@@ -72,7 +72,7 @@
           <w:sz w:val="20"/>
           <w:szCs w:val="20"/>
         </w:rPr>
-        <w:t xml:space="preserve">종편 영상을 CDMS를 통해 업로드하면 완료 즉시 자동으로 오디오 점검이 실행되며, 문제가 발견되면 업로드한 담당자에게 문제 구간 목록이 담긴 이메일이 발송됩니다.</w:t>
+        <w:t xml:space="preserve">종편 영상을 CDMS로 업로드하면 바이러스 검사(ClamAV)를 통과한 직후 자동으로 오디오 점검이 실행되며, 문제가 발견되면 업로드한 담당자에게 문제 구간 목록이 담긴 이메일이 발송됩니다. 기본 NAS(미림랩)와 대구 NAS(미림소프트) 과정 모두 동일하게 적용됩니다.</w:t>
       </w:r>
     </w:p>
     <w:p>
@@ -83,7 +83,7 @@
         <w:rPr>
           <w:rFonts w:ascii="Malgun Gothic" w:cs="Malgun Gothic" w:eastAsia="Malgun Gothic" w:hAnsi="Malgun Gothic"/>
         </w:rPr>
-        <w:t xml:space="preserve">2. 점검 기준 7가지</w:t>
+        <w:t xml:space="preserve">2. 오디오 점검 기준 7가지</w:t>
       </w:r>
     </w:p>
     <w:tbl>
@@ -1568,7 +1568,964 @@
         <w:rPr>
           <w:rFonts w:ascii="Malgun Gothic" w:cs="Malgun Gothic" w:eastAsia="Malgun Gothic" w:hAnsi="Malgun Gothic"/>
         </w:rPr>
-        <w:t xml:space="preserve">3. 종합 판정</w:t>
+        <w:t xml:space="preserve">3. 영상 품질 점검 기준 4가지</w:t>
+      </w:r>
+    </w:p>
+    <w:tbl>
+      <w:tblPr>
+        <w:tblW w:type="dxa" w:w="9026"/>
+        <w:tblBorders>
+          <w:top w:val="single" w:color="auto" w:sz="4"/>
+          <w:left w:val="single" w:color="auto" w:sz="4"/>
+          <w:bottom w:val="single" w:color="auto" w:sz="4"/>
+          <w:right w:val="single" w:color="auto" w:sz="4"/>
+          <w:insideH w:val="single" w:color="auto" w:sz="4"/>
+          <w:insideV w:val="single" w:color="auto" w:sz="4"/>
+        </w:tblBorders>
+      </w:tblPr>
+      <w:tblGrid>
+        <w:gridCol w:w="700"/>
+        <w:gridCol w:w="1400"/>
+        <w:gridCol w:w="1500"/>
+        <w:gridCol w:w="3226"/>
+        <w:gridCol w:w="1200"/>
+        <w:gridCol w:w="1000"/>
+      </w:tblGrid>
+      <w:tr>
+        <w:trPr>
+          <w:tblHeader/>
+        </w:trPr>
+        <w:tc>
+          <w:tcPr>
+            <w:tcW w:type="dxa" w:w="700"/>
+            <w:tcBorders>
+              <w:top w:val="single" w:color="CCCCCC" w:sz="1"/>
+              <w:left w:val="single" w:color="CCCCCC" w:sz="1"/>
+              <w:bottom w:val="single" w:color="CCCCCC" w:sz="1"/>
+              <w:right w:val="single" w:color="CCCCCC" w:sz="1"/>
+            </w:tcBorders>
+            <w:shd w:fill="2E3A59" w:val="clear"/>
+            <w:tcMar>
+              <w:top w:type="dxa" w:w="80"/>
+              <w:left w:type="dxa" w:w="120"/>
+              <w:bottom w:type="dxa" w:w="80"/>
+              <w:right w:type="dxa" w:w="120"/>
+            </w:tcMar>
+          </w:tcPr>
+          <w:p>
+            <w:r>
+              <w:rPr>
+                <w:rFonts w:ascii="Malgun Gothic" w:cs="Malgun Gothic" w:eastAsia="Malgun Gothic" w:hAnsi="Malgun Gothic"/>
+                <w:b/>
+                <w:bCs/>
+                <w:color w:val="FFFFFF"/>
+                <w:sz w:val="20"/>
+                <w:szCs w:val="20"/>
+              </w:rPr>
+              <w:t xml:space="preserve">번호</w:t>
+            </w:r>
+          </w:p>
+        </w:tc>
+        <w:tc>
+          <w:tcPr>
+            <w:tcW w:type="dxa" w:w="1400"/>
+            <w:tcBorders>
+              <w:top w:val="single" w:color="CCCCCC" w:sz="1"/>
+              <w:left w:val="single" w:color="CCCCCC" w:sz="1"/>
+              <w:bottom w:val="single" w:color="CCCCCC" w:sz="1"/>
+              <w:right w:val="single" w:color="CCCCCC" w:sz="1"/>
+            </w:tcBorders>
+            <w:shd w:fill="2E3A59" w:val="clear"/>
+            <w:tcMar>
+              <w:top w:type="dxa" w:w="80"/>
+              <w:left w:type="dxa" w:w="120"/>
+              <w:bottom w:type="dxa" w:w="80"/>
+              <w:right w:type="dxa" w:w="120"/>
+            </w:tcMar>
+          </w:tcPr>
+          <w:p>
+            <w:r>
+              <w:rPr>
+                <w:rFonts w:ascii="Malgun Gothic" w:cs="Malgun Gothic" w:eastAsia="Malgun Gothic" w:hAnsi="Malgun Gothic"/>
+                <w:b/>
+                <w:bCs/>
+                <w:color w:val="FFFFFF"/>
+                <w:sz w:val="20"/>
+                <w:szCs w:val="20"/>
+              </w:rPr>
+              <w:t xml:space="preserve">점검 항목</w:t>
+            </w:r>
+          </w:p>
+        </w:tc>
+        <w:tc>
+          <w:tcPr>
+            <w:tcW w:type="dxa" w:w="1500"/>
+            <w:tcBorders>
+              <w:top w:val="single" w:color="CCCCCC" w:sz="1"/>
+              <w:left w:val="single" w:color="CCCCCC" w:sz="1"/>
+              <w:bottom w:val="single" w:color="CCCCCC" w:sz="1"/>
+              <w:right w:val="single" w:color="CCCCCC" w:sz="1"/>
+            </w:tcBorders>
+            <w:shd w:fill="2E3A59" w:val="clear"/>
+            <w:tcMar>
+              <w:top w:type="dxa" w:w="80"/>
+              <w:left w:type="dxa" w:w="120"/>
+              <w:bottom w:type="dxa" w:w="80"/>
+              <w:right w:type="dxa" w:w="120"/>
+            </w:tcMar>
+          </w:tcPr>
+          <w:p>
+            <w:r>
+              <w:rPr>
+                <w:rFonts w:ascii="Malgun Gothic" w:cs="Malgun Gothic" w:eastAsia="Malgun Gothic" w:hAnsi="Malgun Gothic"/>
+                <w:b/>
+                <w:bCs/>
+                <w:color w:val="FFFFFF"/>
+                <w:sz w:val="20"/>
+                <w:szCs w:val="20"/>
+              </w:rPr>
+              <w:t xml:space="preserve">코드</w:t>
+            </w:r>
+          </w:p>
+        </w:tc>
+        <w:tc>
+          <w:tcPr>
+            <w:tcW w:type="dxa" w:w="3226"/>
+            <w:tcBorders>
+              <w:top w:val="single" w:color="CCCCCC" w:sz="1"/>
+              <w:left w:val="single" w:color="CCCCCC" w:sz="1"/>
+              <w:bottom w:val="single" w:color="CCCCCC" w:sz="1"/>
+              <w:right w:val="single" w:color="CCCCCC" w:sz="1"/>
+            </w:tcBorders>
+            <w:shd w:fill="2E3A59" w:val="clear"/>
+            <w:tcMar>
+              <w:top w:type="dxa" w:w="80"/>
+              <w:left w:type="dxa" w:w="120"/>
+              <w:bottom w:type="dxa" w:w="80"/>
+              <w:right w:type="dxa" w:w="120"/>
+            </w:tcMar>
+          </w:tcPr>
+          <w:p>
+            <w:r>
+              <w:rPr>
+                <w:rFonts w:ascii="Malgun Gothic" w:cs="Malgun Gothic" w:eastAsia="Malgun Gothic" w:hAnsi="Malgun Gothic"/>
+                <w:b/>
+                <w:bCs/>
+                <w:color w:val="FFFFFF"/>
+                <w:sz w:val="20"/>
+                <w:szCs w:val="20"/>
+              </w:rPr>
+              <w:t xml:space="preserve">판정 기준</w:t>
+            </w:r>
+          </w:p>
+        </w:tc>
+        <w:tc>
+          <w:tcPr>
+            <w:tcW w:type="dxa" w:w="1200"/>
+            <w:tcBorders>
+              <w:top w:val="single" w:color="CCCCCC" w:sz="1"/>
+              <w:left w:val="single" w:color="CCCCCC" w:sz="1"/>
+              <w:bottom w:val="single" w:color="CCCCCC" w:sz="1"/>
+              <w:right w:val="single" w:color="CCCCCC" w:sz="1"/>
+            </w:tcBorders>
+            <w:shd w:fill="2E3A59" w:val="clear"/>
+            <w:tcMar>
+              <w:top w:type="dxa" w:w="80"/>
+              <w:left w:type="dxa" w:w="120"/>
+              <w:bottom w:type="dxa" w:w="80"/>
+              <w:right w:type="dxa" w:w="120"/>
+            </w:tcMar>
+          </w:tcPr>
+          <w:p>
+            <w:r>
+              <w:rPr>
+                <w:rFonts w:ascii="Malgun Gothic" w:cs="Malgun Gothic" w:eastAsia="Malgun Gothic" w:hAnsi="Malgun Gothic"/>
+                <w:b/>
+                <w:bCs/>
+                <w:color w:val="FFFFFF"/>
+                <w:sz w:val="20"/>
+                <w:szCs w:val="20"/>
+              </w:rPr>
+              <w:t xml:space="preserve">의미/원인</w:t>
+            </w:r>
+          </w:p>
+        </w:tc>
+        <w:tc>
+          <w:tcPr>
+            <w:tcW w:type="dxa" w:w="1000"/>
+            <w:tcBorders>
+              <w:top w:val="single" w:color="CCCCCC" w:sz="1"/>
+              <w:left w:val="single" w:color="CCCCCC" w:sz="1"/>
+              <w:bottom w:val="single" w:color="CCCCCC" w:sz="1"/>
+              <w:right w:val="single" w:color="CCCCCC" w:sz="1"/>
+            </w:tcBorders>
+            <w:shd w:fill="2E3A59" w:val="clear"/>
+            <w:tcMar>
+              <w:top w:type="dxa" w:w="80"/>
+              <w:left w:type="dxa" w:w="120"/>
+              <w:bottom w:type="dxa" w:w="80"/>
+              <w:right w:type="dxa" w:w="120"/>
+            </w:tcMar>
+          </w:tcPr>
+          <w:p>
+            <w:r>
+              <w:rPr>
+                <w:rFonts w:ascii="Malgun Gothic" w:cs="Malgun Gothic" w:eastAsia="Malgun Gothic" w:hAnsi="Malgun Gothic"/>
+                <w:b/>
+                <w:bCs/>
+                <w:color w:val="FFFFFF"/>
+                <w:sz w:val="20"/>
+                <w:szCs w:val="20"/>
+              </w:rPr>
+              <w:t xml:space="preserve">등급</w:t>
+            </w:r>
+          </w:p>
+        </w:tc>
+      </w:tr>
+      <w:tr>
+        <w:tc>
+          <w:tcPr>
+            <w:tcW w:type="dxa" w:w="700"/>
+            <w:tcBorders>
+              <w:top w:val="single" w:color="CCCCCC" w:sz="1"/>
+              <w:left w:val="single" w:color="CCCCCC" w:sz="1"/>
+              <w:bottom w:val="single" w:color="CCCCCC" w:sz="1"/>
+              <w:right w:val="single" w:color="CCCCCC" w:sz="1"/>
+            </w:tcBorders>
+            <w:tcMar>
+              <w:top w:type="dxa" w:w="80"/>
+              <w:left w:type="dxa" w:w="120"/>
+              <w:bottom w:type="dxa" w:w="80"/>
+              <w:right w:type="dxa" w:w="120"/>
+            </w:tcMar>
+          </w:tcPr>
+          <w:p>
+            <w:r>
+              <w:rPr>
+                <w:rFonts w:ascii="Malgun Gothic" w:cs="Malgun Gothic" w:eastAsia="Malgun Gothic" w:hAnsi="Malgun Gothic"/>
+                <w:b/>
+                <w:bCs/>
+                <w:sz w:val="20"/>
+                <w:szCs w:val="20"/>
+              </w:rPr>
+              <w:t xml:space="preserve">1</w:t>
+            </w:r>
+          </w:p>
+        </w:tc>
+        <w:tc>
+          <w:tcPr>
+            <w:tcW w:type="dxa" w:w="1400"/>
+            <w:tcBorders>
+              <w:top w:val="single" w:color="CCCCCC" w:sz="1"/>
+              <w:left w:val="single" w:color="CCCCCC" w:sz="1"/>
+              <w:bottom w:val="single" w:color="CCCCCC" w:sz="1"/>
+              <w:right w:val="single" w:color="CCCCCC" w:sz="1"/>
+            </w:tcBorders>
+            <w:tcMar>
+              <w:top w:type="dxa" w:w="80"/>
+              <w:left w:type="dxa" w:w="120"/>
+              <w:bottom w:type="dxa" w:w="80"/>
+              <w:right w:type="dxa" w:w="120"/>
+            </w:tcMar>
+          </w:tcPr>
+          <w:p>
+            <w:r>
+              <w:rPr>
+                <w:rFonts w:ascii="Malgun Gothic" w:cs="Malgun Gothic" w:eastAsia="Malgun Gothic" w:hAnsi="Malgun Gothic"/>
+                <w:b w:val="false"/>
+                <w:bCs w:val="false"/>
+                <w:sz w:val="20"/>
+                <w:szCs w:val="20"/>
+              </w:rPr>
+              <w:t xml:space="preserve">프레임 사이즈</w:t>
+            </w:r>
+          </w:p>
+        </w:tc>
+        <w:tc>
+          <w:tcPr>
+            <w:tcW w:type="dxa" w:w="1500"/>
+            <w:tcBorders>
+              <w:top w:val="single" w:color="CCCCCC" w:sz="1"/>
+              <w:left w:val="single" w:color="CCCCCC" w:sz="1"/>
+              <w:bottom w:val="single" w:color="CCCCCC" w:sz="1"/>
+              <w:right w:val="single" w:color="CCCCCC" w:sz="1"/>
+            </w:tcBorders>
+            <w:tcMar>
+              <w:top w:type="dxa" w:w="80"/>
+              <w:left w:type="dxa" w:w="120"/>
+              <w:bottom w:type="dxa" w:w="80"/>
+              <w:right w:type="dxa" w:w="120"/>
+            </w:tcMar>
+          </w:tcPr>
+          <w:p>
+            <w:r>
+              <w:rPr>
+                <w:rFonts w:ascii="Malgun Gothic" w:cs="Malgun Gothic" w:eastAsia="Malgun Gothic" w:hAnsi="Malgun Gothic"/>
+                <w:b w:val="false"/>
+                <w:bCs w:val="false"/>
+                <w:sz w:val="20"/>
+                <w:szCs w:val="20"/>
+              </w:rPr>
+              <w:t xml:space="preserve">spec</w:t>
+            </w:r>
+          </w:p>
+        </w:tc>
+        <w:tc>
+          <w:tcPr>
+            <w:tcW w:type="dxa" w:w="3226"/>
+            <w:tcBorders>
+              <w:top w:val="single" w:color="CCCCCC" w:sz="1"/>
+              <w:left w:val="single" w:color="CCCCCC" w:sz="1"/>
+              <w:bottom w:val="single" w:color="CCCCCC" w:sz="1"/>
+              <w:right w:val="single" w:color="CCCCCC" w:sz="1"/>
+            </w:tcBorders>
+            <w:tcMar>
+              <w:top w:type="dxa" w:w="80"/>
+              <w:left w:type="dxa" w:w="120"/>
+              <w:bottom w:type="dxa" w:w="80"/>
+              <w:right w:type="dxa" w:w="120"/>
+            </w:tcMar>
+          </w:tcPr>
+          <w:p>
+            <w:r>
+              <w:rPr>
+                <w:rFonts w:ascii="Malgun Gothic" w:cs="Malgun Gothic" w:eastAsia="Malgun Gothic" w:hAnsi="Malgun Gothic"/>
+                <w:b w:val="false"/>
+                <w:bCs w:val="false"/>
+                <w:sz w:val="20"/>
+                <w:szCs w:val="20"/>
+              </w:rPr>
+              <w:t xml:space="preserve">1920×1080px가 아니면 경고 (실제 값 표시)</w:t>
+            </w:r>
+          </w:p>
+        </w:tc>
+        <w:tc>
+          <w:tcPr>
+            <w:tcW w:type="dxa" w:w="1200"/>
+            <w:tcBorders>
+              <w:top w:val="single" w:color="CCCCCC" w:sz="1"/>
+              <w:left w:val="single" w:color="CCCCCC" w:sz="1"/>
+              <w:bottom w:val="single" w:color="CCCCCC" w:sz="1"/>
+              <w:right w:val="single" w:color="CCCCCC" w:sz="1"/>
+            </w:tcBorders>
+            <w:tcMar>
+              <w:top w:type="dxa" w:w="80"/>
+              <w:left w:type="dxa" w:w="120"/>
+              <w:bottom w:type="dxa" w:w="80"/>
+              <w:right w:type="dxa" w:w="120"/>
+            </w:tcMar>
+          </w:tcPr>
+          <w:p>
+            <w:r>
+              <w:rPr>
+                <w:rFonts w:ascii="Malgun Gothic" w:cs="Malgun Gothic" w:eastAsia="Malgun Gothic" w:hAnsi="Malgun Gothic"/>
+                <w:b w:val="false"/>
+                <w:bCs w:val="false"/>
+                <w:sz w:val="20"/>
+                <w:szCs w:val="20"/>
+              </w:rPr>
+              <w:t xml:space="preserve">규격 미준수 — 납품 기준 확인 필요</w:t>
+            </w:r>
+          </w:p>
+        </w:tc>
+        <w:tc>
+          <w:tcPr>
+            <w:tcW w:type="dxa" w:w="1000"/>
+            <w:tcBorders>
+              <w:top w:val="single" w:color="CCCCCC" w:sz="1"/>
+              <w:left w:val="single" w:color="CCCCCC" w:sz="1"/>
+              <w:bottom w:val="single" w:color="CCCCCC" w:sz="1"/>
+              <w:right w:val="single" w:color="CCCCCC" w:sz="1"/>
+            </w:tcBorders>
+            <w:tcMar>
+              <w:top w:type="dxa" w:w="80"/>
+              <w:left w:type="dxa" w:w="120"/>
+              <w:bottom w:type="dxa" w:w="80"/>
+              <w:right w:type="dxa" w:w="120"/>
+            </w:tcMar>
+          </w:tcPr>
+          <w:p>
+            <w:r>
+              <w:rPr>
+                <w:rFonts w:ascii="Malgun Gothic" w:cs="Malgun Gothic" w:eastAsia="Malgun Gothic" w:hAnsi="Malgun Gothic"/>
+                <w:b w:val="false"/>
+                <w:bCs w:val="false"/>
+                <w:sz w:val="20"/>
+                <w:szCs w:val="20"/>
+              </w:rPr>
+              <w:t xml:space="preserve">주의(warn)</w:t>
+            </w:r>
+          </w:p>
+        </w:tc>
+      </w:tr>
+      <w:tr>
+        <w:tc>
+          <w:tcPr>
+            <w:tcW w:type="dxa" w:w="700"/>
+            <w:tcBorders>
+              <w:top w:val="single" w:color="CCCCCC" w:sz="1"/>
+              <w:left w:val="single" w:color="CCCCCC" w:sz="1"/>
+              <w:bottom w:val="single" w:color="CCCCCC" w:sz="1"/>
+              <w:right w:val="single" w:color="CCCCCC" w:sz="1"/>
+            </w:tcBorders>
+            <w:tcMar>
+              <w:top w:type="dxa" w:w="80"/>
+              <w:left w:type="dxa" w:w="120"/>
+              <w:bottom w:type="dxa" w:w="80"/>
+              <w:right w:type="dxa" w:w="120"/>
+            </w:tcMar>
+          </w:tcPr>
+          <w:p>
+            <w:r>
+              <w:rPr>
+                <w:rFonts w:ascii="Malgun Gothic" w:cs="Malgun Gothic" w:eastAsia="Malgun Gothic" w:hAnsi="Malgun Gothic"/>
+                <w:b/>
+                <w:bCs/>
+                <w:sz w:val="20"/>
+                <w:szCs w:val="20"/>
+              </w:rPr>
+              <w:t xml:space="preserve">2</w:t>
+            </w:r>
+          </w:p>
+        </w:tc>
+        <w:tc>
+          <w:tcPr>
+            <w:tcW w:type="dxa" w:w="1400"/>
+            <w:tcBorders>
+              <w:top w:val="single" w:color="CCCCCC" w:sz="1"/>
+              <w:left w:val="single" w:color="CCCCCC" w:sz="1"/>
+              <w:bottom w:val="single" w:color="CCCCCC" w:sz="1"/>
+              <w:right w:val="single" w:color="CCCCCC" w:sz="1"/>
+            </w:tcBorders>
+            <w:tcMar>
+              <w:top w:type="dxa" w:w="80"/>
+              <w:left w:type="dxa" w:w="120"/>
+              <w:bottom w:type="dxa" w:w="80"/>
+              <w:right w:type="dxa" w:w="120"/>
+            </w:tcMar>
+          </w:tcPr>
+          <w:p>
+            <w:r>
+              <w:rPr>
+                <w:rFonts w:ascii="Malgun Gothic" w:cs="Malgun Gothic" w:eastAsia="Malgun Gothic" w:hAnsi="Malgun Gothic"/>
+                <w:b w:val="false"/>
+                <w:bCs w:val="false"/>
+                <w:sz w:val="20"/>
+                <w:szCs w:val="20"/>
+              </w:rPr>
+              <w:t xml:space="preserve">비트전송률</w:t>
+            </w:r>
+          </w:p>
+        </w:tc>
+        <w:tc>
+          <w:tcPr>
+            <w:tcW w:type="dxa" w:w="1500"/>
+            <w:tcBorders>
+              <w:top w:val="single" w:color="CCCCCC" w:sz="1"/>
+              <w:left w:val="single" w:color="CCCCCC" w:sz="1"/>
+              <w:bottom w:val="single" w:color="CCCCCC" w:sz="1"/>
+              <w:right w:val="single" w:color="CCCCCC" w:sz="1"/>
+            </w:tcBorders>
+            <w:tcMar>
+              <w:top w:type="dxa" w:w="80"/>
+              <w:left w:type="dxa" w:w="120"/>
+              <w:bottom w:type="dxa" w:w="80"/>
+              <w:right w:type="dxa" w:w="120"/>
+            </w:tcMar>
+          </w:tcPr>
+          <w:p>
+            <w:r>
+              <w:rPr>
+                <w:rFonts w:ascii="Malgun Gothic" w:cs="Malgun Gothic" w:eastAsia="Malgun Gothic" w:hAnsi="Malgun Gothic"/>
+                <w:b w:val="false"/>
+                <w:bCs w:val="false"/>
+                <w:sz w:val="20"/>
+                <w:szCs w:val="20"/>
+              </w:rPr>
+              <w:t xml:space="preserve">spec</w:t>
+            </w:r>
+          </w:p>
+        </w:tc>
+        <w:tc>
+          <w:tcPr>
+            <w:tcW w:type="dxa" w:w="3226"/>
+            <w:tcBorders>
+              <w:top w:val="single" w:color="CCCCCC" w:sz="1"/>
+              <w:left w:val="single" w:color="CCCCCC" w:sz="1"/>
+              <w:bottom w:val="single" w:color="CCCCCC" w:sz="1"/>
+              <w:right w:val="single" w:color="CCCCCC" w:sz="1"/>
+            </w:tcBorders>
+            <w:tcMar>
+              <w:top w:type="dxa" w:w="80"/>
+              <w:left w:type="dxa" w:w="120"/>
+              <w:bottom w:type="dxa" w:w="80"/>
+              <w:right w:type="dxa" w:w="120"/>
+            </w:tcMar>
+          </w:tcPr>
+          <w:p>
+            <w:r>
+              <w:rPr>
+                <w:rFonts w:ascii="Malgun Gothic" w:cs="Malgun Gothic" w:eastAsia="Malgun Gothic" w:hAnsi="Malgun Gothic"/>
+                <w:b w:val="false"/>
+                <w:bCs w:val="false"/>
+                <w:sz w:val="20"/>
+                <w:szCs w:val="20"/>
+              </w:rPr>
+              <w:t xml:space="preserve">3,000~5,500kbps 범위를 벗어나면 경고 (실제 값 표시)</w:t>
+            </w:r>
+          </w:p>
+        </w:tc>
+        <w:tc>
+          <w:tcPr>
+            <w:tcW w:type="dxa" w:w="1200"/>
+            <w:tcBorders>
+              <w:top w:val="single" w:color="CCCCCC" w:sz="1"/>
+              <w:left w:val="single" w:color="CCCCCC" w:sz="1"/>
+              <w:bottom w:val="single" w:color="CCCCCC" w:sz="1"/>
+              <w:right w:val="single" w:color="CCCCCC" w:sz="1"/>
+            </w:tcBorders>
+            <w:tcMar>
+              <w:top w:type="dxa" w:w="80"/>
+              <w:left w:type="dxa" w:w="120"/>
+              <w:bottom w:type="dxa" w:w="80"/>
+              <w:right w:type="dxa" w:w="120"/>
+            </w:tcMar>
+          </w:tcPr>
+          <w:p>
+            <w:r>
+              <w:rPr>
+                <w:rFonts w:ascii="Malgun Gothic" w:cs="Malgun Gothic" w:eastAsia="Malgun Gothic" w:hAnsi="Malgun Gothic"/>
+                <w:b w:val="false"/>
+                <w:bCs w:val="false"/>
+                <w:sz w:val="20"/>
+                <w:szCs w:val="20"/>
+              </w:rPr>
+              <w:t xml:space="preserve">과소: 화질 저하 / 과다: 용량·재생 부담</w:t>
+            </w:r>
+          </w:p>
+        </w:tc>
+        <w:tc>
+          <w:tcPr>
+            <w:tcW w:type="dxa" w:w="1000"/>
+            <w:tcBorders>
+              <w:top w:val="single" w:color="CCCCCC" w:sz="1"/>
+              <w:left w:val="single" w:color="CCCCCC" w:sz="1"/>
+              <w:bottom w:val="single" w:color="CCCCCC" w:sz="1"/>
+              <w:right w:val="single" w:color="CCCCCC" w:sz="1"/>
+            </w:tcBorders>
+            <w:tcMar>
+              <w:top w:type="dxa" w:w="80"/>
+              <w:left w:type="dxa" w:w="120"/>
+              <w:bottom w:type="dxa" w:w="80"/>
+              <w:right w:type="dxa" w:w="120"/>
+            </w:tcMar>
+          </w:tcPr>
+          <w:p>
+            <w:r>
+              <w:rPr>
+                <w:rFonts w:ascii="Malgun Gothic" w:cs="Malgun Gothic" w:eastAsia="Malgun Gothic" w:hAnsi="Malgun Gothic"/>
+                <w:b w:val="false"/>
+                <w:bCs w:val="false"/>
+                <w:sz w:val="20"/>
+                <w:szCs w:val="20"/>
+              </w:rPr>
+              <w:t xml:space="preserve">주의(warn)</w:t>
+            </w:r>
+          </w:p>
+        </w:tc>
+      </w:tr>
+      <w:tr>
+        <w:tc>
+          <w:tcPr>
+            <w:tcW w:type="dxa" w:w="700"/>
+            <w:tcBorders>
+              <w:top w:val="single" w:color="CCCCCC" w:sz="1"/>
+              <w:left w:val="single" w:color="CCCCCC" w:sz="1"/>
+              <w:bottom w:val="single" w:color="CCCCCC" w:sz="1"/>
+              <w:right w:val="single" w:color="CCCCCC" w:sz="1"/>
+            </w:tcBorders>
+            <w:tcMar>
+              <w:top w:type="dxa" w:w="80"/>
+              <w:left w:type="dxa" w:w="120"/>
+              <w:bottom w:type="dxa" w:w="80"/>
+              <w:right w:type="dxa" w:w="120"/>
+            </w:tcMar>
+          </w:tcPr>
+          <w:p>
+            <w:r>
+              <w:rPr>
+                <w:rFonts w:ascii="Malgun Gothic" w:cs="Malgun Gothic" w:eastAsia="Malgun Gothic" w:hAnsi="Malgun Gothic"/>
+                <w:b/>
+                <w:bCs/>
+                <w:sz w:val="20"/>
+                <w:szCs w:val="20"/>
+              </w:rPr>
+              <w:t xml:space="preserve">3</w:t>
+            </w:r>
+          </w:p>
+        </w:tc>
+        <w:tc>
+          <w:tcPr>
+            <w:tcW w:type="dxa" w:w="1400"/>
+            <w:tcBorders>
+              <w:top w:val="single" w:color="CCCCCC" w:sz="1"/>
+              <w:left w:val="single" w:color="CCCCCC" w:sz="1"/>
+              <w:bottom w:val="single" w:color="CCCCCC" w:sz="1"/>
+              <w:right w:val="single" w:color="CCCCCC" w:sz="1"/>
+            </w:tcBorders>
+            <w:tcMar>
+              <w:top w:type="dxa" w:w="80"/>
+              <w:left w:type="dxa" w:w="120"/>
+              <w:bottom w:type="dxa" w:w="80"/>
+              <w:right w:type="dxa" w:w="120"/>
+            </w:tcMar>
+          </w:tcPr>
+          <w:p>
+            <w:r>
+              <w:rPr>
+                <w:rFonts w:ascii="Malgun Gothic" w:cs="Malgun Gothic" w:eastAsia="Malgun Gothic" w:hAnsi="Malgun Gothic"/>
+                <w:b w:val="false"/>
+                <w:bCs w:val="false"/>
+                <w:sz w:val="20"/>
+                <w:szCs w:val="20"/>
+              </w:rPr>
+              <w:t xml:space="preserve">프레임레이트</w:t>
+            </w:r>
+          </w:p>
+        </w:tc>
+        <w:tc>
+          <w:tcPr>
+            <w:tcW w:type="dxa" w:w="1500"/>
+            <w:tcBorders>
+              <w:top w:val="single" w:color="CCCCCC" w:sz="1"/>
+              <w:left w:val="single" w:color="CCCCCC" w:sz="1"/>
+              <w:bottom w:val="single" w:color="CCCCCC" w:sz="1"/>
+              <w:right w:val="single" w:color="CCCCCC" w:sz="1"/>
+            </w:tcBorders>
+            <w:tcMar>
+              <w:top w:type="dxa" w:w="80"/>
+              <w:left w:type="dxa" w:w="120"/>
+              <w:bottom w:type="dxa" w:w="80"/>
+              <w:right w:type="dxa" w:w="120"/>
+            </w:tcMar>
+          </w:tcPr>
+          <w:p>
+            <w:r>
+              <w:rPr>
+                <w:rFonts w:ascii="Malgun Gothic" w:cs="Malgun Gothic" w:eastAsia="Malgun Gothic" w:hAnsi="Malgun Gothic"/>
+                <w:b w:val="false"/>
+                <w:bCs w:val="false"/>
+                <w:sz w:val="20"/>
+                <w:szCs w:val="20"/>
+              </w:rPr>
+              <w:t xml:space="preserve">spec</w:t>
+            </w:r>
+          </w:p>
+        </w:tc>
+        <w:tc>
+          <w:tcPr>
+            <w:tcW w:type="dxa" w:w="3226"/>
+            <w:tcBorders>
+              <w:top w:val="single" w:color="CCCCCC" w:sz="1"/>
+              <w:left w:val="single" w:color="CCCCCC" w:sz="1"/>
+              <w:bottom w:val="single" w:color="CCCCCC" w:sz="1"/>
+              <w:right w:val="single" w:color="CCCCCC" w:sz="1"/>
+            </w:tcBorders>
+            <w:tcMar>
+              <w:top w:type="dxa" w:w="80"/>
+              <w:left w:type="dxa" w:w="120"/>
+              <w:bottom w:type="dxa" w:w="80"/>
+              <w:right w:type="dxa" w:w="120"/>
+            </w:tcMar>
+          </w:tcPr>
+          <w:p>
+            <w:r>
+              <w:rPr>
+                <w:rFonts w:ascii="Malgun Gothic" w:cs="Malgun Gothic" w:eastAsia="Malgun Gothic" w:hAnsi="Malgun Gothic"/>
+                <w:b w:val="false"/>
+                <w:bCs w:val="false"/>
+                <w:sz w:val="20"/>
+                <w:szCs w:val="20"/>
+              </w:rPr>
+              <w:t xml:space="preserve">29.97~30fps 범위를 벗어나면 경고 (실제 값 표시)</w:t>
+            </w:r>
+          </w:p>
+        </w:tc>
+        <w:tc>
+          <w:tcPr>
+            <w:tcW w:type="dxa" w:w="1200"/>
+            <w:tcBorders>
+              <w:top w:val="single" w:color="CCCCCC" w:sz="1"/>
+              <w:left w:val="single" w:color="CCCCCC" w:sz="1"/>
+              <w:bottom w:val="single" w:color="CCCCCC" w:sz="1"/>
+              <w:right w:val="single" w:color="CCCCCC" w:sz="1"/>
+            </w:tcBorders>
+            <w:tcMar>
+              <w:top w:type="dxa" w:w="80"/>
+              <w:left w:type="dxa" w:w="120"/>
+              <w:bottom w:type="dxa" w:w="80"/>
+              <w:right w:type="dxa" w:w="120"/>
+            </w:tcMar>
+          </w:tcPr>
+          <w:p>
+            <w:r>
+              <w:rPr>
+                <w:rFonts w:ascii="Malgun Gothic" w:cs="Malgun Gothic" w:eastAsia="Malgun Gothic" w:hAnsi="Malgun Gothic"/>
+                <w:b w:val="false"/>
+                <w:bCs w:val="false"/>
+                <w:sz w:val="20"/>
+                <w:szCs w:val="20"/>
+              </w:rPr>
+              <w:t xml:space="preserve">규격 미준수 — 재생 호환성 문제 가능</w:t>
+            </w:r>
+          </w:p>
+        </w:tc>
+        <w:tc>
+          <w:tcPr>
+            <w:tcW w:type="dxa" w:w="1000"/>
+            <w:tcBorders>
+              <w:top w:val="single" w:color="CCCCCC" w:sz="1"/>
+              <w:left w:val="single" w:color="CCCCCC" w:sz="1"/>
+              <w:bottom w:val="single" w:color="CCCCCC" w:sz="1"/>
+              <w:right w:val="single" w:color="CCCCCC" w:sz="1"/>
+            </w:tcBorders>
+            <w:tcMar>
+              <w:top w:type="dxa" w:w="80"/>
+              <w:left w:type="dxa" w:w="120"/>
+              <w:bottom w:type="dxa" w:w="80"/>
+              <w:right w:type="dxa" w:w="120"/>
+            </w:tcMar>
+          </w:tcPr>
+          <w:p>
+            <w:r>
+              <w:rPr>
+                <w:rFonts w:ascii="Malgun Gothic" w:cs="Malgun Gothic" w:eastAsia="Malgun Gothic" w:hAnsi="Malgun Gothic"/>
+                <w:b w:val="false"/>
+                <w:bCs w:val="false"/>
+                <w:sz w:val="20"/>
+                <w:szCs w:val="20"/>
+              </w:rPr>
+              <w:t xml:space="preserve">주의(warn)</w:t>
+            </w:r>
+          </w:p>
+        </w:tc>
+      </w:tr>
+      <w:tr>
+        <w:tc>
+          <w:tcPr>
+            <w:tcW w:type="dxa" w:w="700"/>
+            <w:tcBorders>
+              <w:top w:val="single" w:color="CCCCCC" w:sz="1"/>
+              <w:left w:val="single" w:color="CCCCCC" w:sz="1"/>
+              <w:bottom w:val="single" w:color="CCCCCC" w:sz="1"/>
+              <w:right w:val="single" w:color="CCCCCC" w:sz="1"/>
+            </w:tcBorders>
+            <w:tcMar>
+              <w:top w:type="dxa" w:w="80"/>
+              <w:left w:type="dxa" w:w="120"/>
+              <w:bottom w:type="dxa" w:w="80"/>
+              <w:right w:type="dxa" w:w="120"/>
+            </w:tcMar>
+          </w:tcPr>
+          <w:p>
+            <w:r>
+              <w:rPr>
+                <w:rFonts w:ascii="Malgun Gothic" w:cs="Malgun Gothic" w:eastAsia="Malgun Gothic" w:hAnsi="Malgun Gothic"/>
+                <w:b/>
+                <w:bCs/>
+                <w:sz w:val="20"/>
+                <w:szCs w:val="20"/>
+              </w:rPr>
+              <w:t xml:space="preserve">4</w:t>
+            </w:r>
+          </w:p>
+        </w:tc>
+        <w:tc>
+          <w:tcPr>
+            <w:tcW w:type="dxa" w:w="1400"/>
+            <w:tcBorders>
+              <w:top w:val="single" w:color="CCCCCC" w:sz="1"/>
+              <w:left w:val="single" w:color="CCCCCC" w:sz="1"/>
+              <w:bottom w:val="single" w:color="CCCCCC" w:sz="1"/>
+              <w:right w:val="single" w:color="CCCCCC" w:sz="1"/>
+            </w:tcBorders>
+            <w:tcMar>
+              <w:top w:type="dxa" w:w="80"/>
+              <w:left w:type="dxa" w:w="120"/>
+              <w:bottom w:type="dxa" w:w="80"/>
+              <w:right w:type="dxa" w:w="120"/>
+            </w:tcMar>
+          </w:tcPr>
+          <w:p>
+            <w:r>
+              <w:rPr>
+                <w:rFonts w:ascii="Malgun Gothic" w:cs="Malgun Gothic" w:eastAsia="Malgun Gothic" w:hAnsi="Malgun Gothic"/>
+                <w:b w:val="false"/>
+                <w:bCs w:val="false"/>
+                <w:sz w:val="20"/>
+                <w:szCs w:val="20"/>
+              </w:rPr>
+              <w:t xml:space="preserve">블랙/화이트 프레임</w:t>
+            </w:r>
+          </w:p>
+        </w:tc>
+        <w:tc>
+          <w:tcPr>
+            <w:tcW w:type="dxa" w:w="1500"/>
+            <w:tcBorders>
+              <w:top w:val="single" w:color="CCCCCC" w:sz="1"/>
+              <w:left w:val="single" w:color="CCCCCC" w:sz="1"/>
+              <w:bottom w:val="single" w:color="CCCCCC" w:sz="1"/>
+              <w:right w:val="single" w:color="CCCCCC" w:sz="1"/>
+            </w:tcBorders>
+            <w:tcMar>
+              <w:top w:type="dxa" w:w="80"/>
+              <w:left w:type="dxa" w:w="120"/>
+              <w:bottom w:type="dxa" w:w="80"/>
+              <w:right w:type="dxa" w:w="120"/>
+            </w:tcMar>
+          </w:tcPr>
+          <w:p>
+            <w:r>
+              <w:rPr>
+                <w:rFonts w:ascii="Malgun Gothic" w:cs="Malgun Gothic" w:eastAsia="Malgun Gothic" w:hAnsi="Malgun Gothic"/>
+                <w:b w:val="false"/>
+                <w:bCs w:val="false"/>
+                <w:sz w:val="20"/>
+                <w:szCs w:val="20"/>
+              </w:rPr>
+              <w:t xml:space="preserve">black / white</w:t>
+            </w:r>
+          </w:p>
+        </w:tc>
+        <w:tc>
+          <w:tcPr>
+            <w:tcW w:type="dxa" w:w="3226"/>
+            <w:tcBorders>
+              <w:top w:val="single" w:color="CCCCCC" w:sz="1"/>
+              <w:left w:val="single" w:color="CCCCCC" w:sz="1"/>
+              <w:bottom w:val="single" w:color="CCCCCC" w:sz="1"/>
+              <w:right w:val="single" w:color="CCCCCC" w:sz="1"/>
+            </w:tcBorders>
+            <w:tcMar>
+              <w:top w:type="dxa" w:w="80"/>
+              <w:left w:type="dxa" w:w="120"/>
+              <w:bottom w:type="dxa" w:w="80"/>
+              <w:right w:type="dxa" w:w="120"/>
+            </w:tcMar>
+          </w:tcPr>
+          <w:p>
+            <w:r>
+              <w:rPr>
+                <w:rFonts w:ascii="Malgun Gothic" w:cs="Malgun Gothic" w:eastAsia="Malgun Gothic" w:hAnsi="Malgun Gothic"/>
+                <w:b w:val="false"/>
+                <w:bCs w:val="false"/>
+                <w:sz w:val="20"/>
+                <w:szCs w:val="20"/>
+              </w:rPr>
+              <w:t xml:space="preserve">100% 검은 화면 또는 흰 화면이 2프레임(0.06초) 이상 연속되면 구간 표시</w:t>
+            </w:r>
+          </w:p>
+        </w:tc>
+        <w:tc>
+          <w:tcPr>
+            <w:tcW w:type="dxa" w:w="1200"/>
+            <w:tcBorders>
+              <w:top w:val="single" w:color="CCCCCC" w:sz="1"/>
+              <w:left w:val="single" w:color="CCCCCC" w:sz="1"/>
+              <w:bottom w:val="single" w:color="CCCCCC" w:sz="1"/>
+              <w:right w:val="single" w:color="CCCCCC" w:sz="1"/>
+            </w:tcBorders>
+            <w:tcMar>
+              <w:top w:type="dxa" w:w="80"/>
+              <w:left w:type="dxa" w:w="120"/>
+              <w:bottom w:type="dxa" w:w="80"/>
+              <w:right w:type="dxa" w:w="120"/>
+            </w:tcMar>
+          </w:tcPr>
+          <w:p>
+            <w:r>
+              <w:rPr>
+                <w:rFonts w:ascii="Malgun Gothic" w:cs="Malgun Gothic" w:eastAsia="Malgun Gothic" w:hAnsi="Malgun Gothic"/>
+                <w:b w:val="false"/>
+                <w:bCs w:val="false"/>
+                <w:sz w:val="20"/>
+                <w:szCs w:val="20"/>
+              </w:rPr>
+              <w:t xml:space="preserve">편집 실수(플래시 프레임), 소스 누락</w:t>
+            </w:r>
+          </w:p>
+        </w:tc>
+        <w:tc>
+          <w:tcPr>
+            <w:tcW w:type="dxa" w:w="1000"/>
+            <w:tcBorders>
+              <w:top w:val="single" w:color="CCCCCC" w:sz="1"/>
+              <w:left w:val="single" w:color="CCCCCC" w:sz="1"/>
+              <w:bottom w:val="single" w:color="CCCCCC" w:sz="1"/>
+              <w:right w:val="single" w:color="CCCCCC" w:sz="1"/>
+            </w:tcBorders>
+            <w:tcMar>
+              <w:top w:type="dxa" w:w="80"/>
+              <w:left w:type="dxa" w:w="120"/>
+              <w:bottom w:type="dxa" w:w="80"/>
+              <w:right w:type="dxa" w:w="120"/>
+            </w:tcMar>
+          </w:tcPr>
+          <w:p>
+            <w:r>
+              <w:rPr>
+                <w:rFonts w:ascii="Malgun Gothic" w:cs="Malgun Gothic" w:eastAsia="Malgun Gothic" w:hAnsi="Malgun Gothic"/>
+                <w:b w:val="false"/>
+                <w:bCs w:val="false"/>
+                <w:sz w:val="20"/>
+                <w:szCs w:val="20"/>
+              </w:rPr>
+              <w:t xml:space="preserve">주의(warn)</w:t>
+            </w:r>
+          </w:p>
+        </w:tc>
+      </w:tr>
+    </w:tbl>
+    <w:p>
+      <w:pPr>
+        <w:spacing w:after="40" w:before="60"/>
+      </w:pPr>
+      <w:r>
+        <w:rPr>
+          <w:rFonts w:ascii="Malgun Gothic" w:cs="Malgun Gothic" w:eastAsia="Malgun Gothic" w:hAnsi="Malgun Gothic"/>
+          <w:b w:val="false"/>
+          <w:bCs w:val="false"/>
+          <w:sz w:val="20"/>
+          <w:szCs w:val="20"/>
+        </w:rPr>
+        <w:t xml:space="preserve"/>
+      </w:r>
+    </w:p>
+    <w:p>
+      <w:pPr>
+        <w:spacing w:after="60" w:before="60"/>
+      </w:pPr>
+      <w:r>
+        <w:rPr>
+          <w:rFonts w:ascii="Malgun Gothic" w:cs="Malgun Gothic" w:eastAsia="Malgun Gothic" w:hAnsi="Malgun Gothic"/>
+          <w:b w:val="false"/>
+          <w:bCs w:val="false"/>
+          <w:sz w:val="20"/>
+          <w:szCs w:val="20"/>
+        </w:rPr>
+        <w:t xml:space="preserve">※ 규격(1~3번) 항목은 파일 전체 속성이라 구간 없이 "파일 전체"로 표시되며, 블랙/화이트 프레임은 초 단위 구간으로 표시되고 시간을 클릭하면 해당 위치가 재생됩니다. 인트로의 의도적 페이드(어두워짐)도 검출될 수 있으니 구간을 확인 후 판단하세요.</w:t>
+      </w:r>
+    </w:p>
+    <w:p>
+      <w:pPr>
+        <w:pStyle w:val="Heading1"/>
+      </w:pPr>
+      <w:r>
+        <w:rPr>
+          <w:rFonts w:ascii="Malgun Gothic" w:cs="Malgun Gothic" w:eastAsia="Malgun Gothic" w:hAnsi="Malgun Gothic"/>
+        </w:rPr>
+        <w:t xml:space="preserve">4. 종합 판정</w:t>
       </w:r>
     </w:p>
     <w:p>
@@ -1602,7 +2559,7 @@
           <w:sz w:val="20"/>
           <w:szCs w:val="20"/>
         </w:rPr>
-        <w:t xml:space="preserve">주의(warn): 과대 음량, 과소 음량, 음량 급변만 있는 경우 → 청취 확인 권장</w:t>
+        <w:t xml:space="preserve">주의(warn): 과대 음량, 과소 음량, 음량 급변, 규격 위반, 블랙/화이트 프레임 → 확인 권장</w:t>
       </w:r>
     </w:p>
     <w:p>
@@ -1630,7 +2587,7 @@
         <w:rPr>
           <w:rFonts w:ascii="Malgun Gothic" w:cs="Malgun Gothic" w:eastAsia="Malgun Gothic" w:hAnsi="Malgun Gothic"/>
         </w:rPr>
-        <w:t xml:space="preserve">4. 점검 실행 방식 (3가지)</w:t>
+        <w:t xml:space="preserve">5. 점검 실행 방식 (3가지)</w:t>
       </w:r>
     </w:p>
     <w:p>
@@ -1641,7 +2598,7 @@
         <w:rPr>
           <w:rFonts w:ascii="Malgun Gothic" w:cs="Malgun Gothic" w:eastAsia="Malgun Gothic" w:hAnsi="Malgun Gothic"/>
         </w:rPr>
-        <w:t xml:space="preserve">4-1. 자동 점검 — CDMS 업로드 시</w:t>
+        <w:t xml:space="preserve">5-1. 자동 점검 — CDMS 업로드 시</w:t>
       </w:r>
     </w:p>
     <w:p>
@@ -1658,7 +2615,7 @@
           <w:sz w:val="20"/>
           <w:szCs w:val="20"/>
         </w:rPr>
-        <w:t xml:space="preserve">종편(07_종편) 단계에 영상 파일(mp4·mov 등)을 CDMS로 업로드하면, 업로드 완료 즉시 자동으로 그 차시의 오디오 점검이 실행됩니다.</w:t>
+        <w:t xml:space="preserve">종편(07_종편) 단계에 영상 파일(mp4·mov 등)을 CDMS로 업로드하면, 바이러스 검사 통과 직후 자동으로 그 차시의 오디오 점검이 실행됩니다. (25MB 초과 대용량도 NAS 직접 전송 방식으로 업로드 가능 — 진행률 표시)</w:t>
       </w:r>
     </w:p>
     <w:p>
@@ -1707,7 +2664,7 @@
           <w:sz w:val="20"/>
           <w:szCs w:val="20"/>
         </w:rPr>
-        <w:t xml:space="preserve">※ CDMS 업로드는 25MB 이하 파일에 적용됩니다. 대용량 영상을 NAS에 직접 올린 경우에는 아래 수동 점검을 사용하세요.</w:t>
+        <w:t xml:space="preserve">※ 탐색기 등으로 NAS에 직접 복사한 영상은 자동 점검 대상이 아니므로 아래 수동 점검을 사용하세요. 대구 NAS 과정은 영상을 분석 서버로 내려받아 검사하므로 결과까지 시간이 조금 더 걸립니다.</w:t>
       </w:r>
     </w:p>
     <w:p>
@@ -1718,7 +2675,7 @@
         <w:rPr>
           <w:rFonts w:ascii="Malgun Gothic" w:cs="Malgun Gothic" w:eastAsia="Malgun Gothic" w:hAnsi="Malgun Gothic"/>
         </w:rPr>
-        <w:t xml:space="preserve">4-2. 차시 단위 수동 점검</w:t>
+        <w:t xml:space="preserve">5-2. 차시 단위 수동 점검</w:t>
       </w:r>
     </w:p>
     <w:p>
@@ -1735,7 +2692,7 @@
           <w:sz w:val="20"/>
           <w:szCs w:val="20"/>
         </w:rPr>
-        <w:t xml:space="preserve">차시 클릭 → 상세 창 하단 "🔊 오디오 점검" 섹션의 "🔊 이 차시 오디오 점검" 버튼 클릭 → 그 차시의 최신 종편 영상만 분석 (완료되면 같은 화면에 결과 표시)</w:t>
+        <w:t xml:space="preserve">차시 클릭 → 상세 창 하단 "🔊 오디오 점검" 섹션의 "🔊 이 차시 오디오 점검" 버튼 클릭 → 그 차시의 최신 종편 영상만 분석 (완료되면 같은 화면에 결과 표시 · 기본/대구 NAS 모두 지원)</w:t>
       </w:r>
     </w:p>
     <w:p>
@@ -1746,7 +2703,7 @@
         <w:rPr>
           <w:rFonts w:ascii="Malgun Gothic" w:cs="Malgun Gothic" w:eastAsia="Malgun Gothic" w:hAnsi="Malgun Gothic"/>
         </w:rPr>
-        <w:t xml:space="preserve">4-3. 과정 전체 점검</w:t>
+        <w:t xml:space="preserve">5-3. 과정 전체 점검</w:t>
       </w:r>
     </w:p>
     <w:p>
@@ -1763,7 +2720,7 @@
           <w:sz w:val="20"/>
           <w:szCs w:val="20"/>
         </w:rPr>
-        <w:t xml:space="preserve">과정 화면 상단의 "🔊 오디오 점검" 버튼 클릭 → 그 과정의 종편 영상 전체를 분석 (영상 수에 따라 수 분 소요, 완료 시 알림)</w:t>
+        <w:t xml:space="preserve">과정 화면 상단의 "🔊 오디오 점검" 버튼 클릭 → 그 과정의 종편 영상 전체를 분석 (영상 수에 따라 수 분 소요, 완료 시 알림). ※ 기본 NAS 과정 전용 — 대구 NAS 과정은 영상 전체 전송 부담 때문에 차시 단위 점검을 사용하세요.</w:t>
       </w:r>
     </w:p>
     <w:p>
@@ -1774,7 +2731,7 @@
         <w:rPr>
           <w:rFonts w:ascii="Malgun Gothic" w:cs="Malgun Gothic" w:eastAsia="Malgun Gothic" w:hAnsi="Malgun Gothic"/>
         </w:rPr>
-        <w:t xml:space="preserve">4-4. 결과 확인</w:t>
+        <w:t xml:space="preserve">5-4. 결과 확인</w:t>
       </w:r>
     </w:p>
     <w:p>
@@ -1819,7 +2776,7 @@
         <w:rPr>
           <w:rFonts w:ascii="Malgun Gothic" w:cs="Malgun Gothic" w:eastAsia="Malgun Gothic" w:hAnsi="Malgun Gothic"/>
         </w:rPr>
-        <w:t xml:space="preserve">5. 판정 임계값 조정</w:t>
+        <w:t xml:space="preserve">6. 판정 임계값 조정</w:t>
       </w:r>
     </w:p>
     <w:p>
@@ -2486,6 +3443,362 @@
           </w:p>
         </w:tc>
       </w:tr>
+      <w:tr>
+        <w:tc>
+          <w:tcPr>
+            <w:tcW w:type="dxa" w:w="2600"/>
+            <w:tcBorders>
+              <w:top w:val="single" w:color="CCCCCC" w:sz="1"/>
+              <w:left w:val="single" w:color="CCCCCC" w:sz="1"/>
+              <w:bottom w:val="single" w:color="CCCCCC" w:sz="1"/>
+              <w:right w:val="single" w:color="CCCCCC" w:sz="1"/>
+            </w:tcBorders>
+            <w:tcMar>
+              <w:top w:type="dxa" w:w="80"/>
+              <w:left w:type="dxa" w:w="120"/>
+              <w:bottom w:type="dxa" w:w="80"/>
+              <w:right w:type="dxa" w:w="120"/>
+            </w:tcMar>
+          </w:tcPr>
+          <w:p>
+            <w:r>
+              <w:rPr>
+                <w:rFonts w:ascii="Malgun Gothic" w:cs="Malgun Gothic" w:eastAsia="Malgun Gothic" w:hAnsi="Malgun Gothic"/>
+                <w:b w:val="false"/>
+                <w:bCs w:val="false"/>
+                <w:sz w:val="20"/>
+                <w:szCs w:val="20"/>
+              </w:rPr>
+              <w:t xml:space="preserve">VIDEO_W / VIDEO_H</w:t>
+            </w:r>
+          </w:p>
+        </w:tc>
+        <w:tc>
+          <w:tcPr>
+            <w:tcW w:type="dxa" w:w="1200"/>
+            <w:tcBorders>
+              <w:top w:val="single" w:color="CCCCCC" w:sz="1"/>
+              <w:left w:val="single" w:color="CCCCCC" w:sz="1"/>
+              <w:bottom w:val="single" w:color="CCCCCC" w:sz="1"/>
+              <w:right w:val="single" w:color="CCCCCC" w:sz="1"/>
+            </w:tcBorders>
+            <w:tcMar>
+              <w:top w:type="dxa" w:w="80"/>
+              <w:left w:type="dxa" w:w="120"/>
+              <w:bottom w:type="dxa" w:w="80"/>
+              <w:right w:type="dxa" w:w="120"/>
+            </w:tcMar>
+          </w:tcPr>
+          <w:p>
+            <w:r>
+              <w:rPr>
+                <w:rFonts w:ascii="Malgun Gothic" w:cs="Malgun Gothic" w:eastAsia="Malgun Gothic" w:hAnsi="Malgun Gothic"/>
+                <w:b w:val="false"/>
+                <w:bCs w:val="false"/>
+                <w:sz w:val="20"/>
+                <w:szCs w:val="20"/>
+              </w:rPr>
+              <w:t xml:space="preserve">1920 / 1080</w:t>
+            </w:r>
+          </w:p>
+        </w:tc>
+        <w:tc>
+          <w:tcPr>
+            <w:tcW w:type="dxa" w:w="5226"/>
+            <w:tcBorders>
+              <w:top w:val="single" w:color="CCCCCC" w:sz="1"/>
+              <w:left w:val="single" w:color="CCCCCC" w:sz="1"/>
+              <w:bottom w:val="single" w:color="CCCCCC" w:sz="1"/>
+              <w:right w:val="single" w:color="CCCCCC" w:sz="1"/>
+            </w:tcBorders>
+            <w:tcMar>
+              <w:top w:type="dxa" w:w="80"/>
+              <w:left w:type="dxa" w:w="120"/>
+              <w:bottom w:type="dxa" w:w="80"/>
+              <w:right w:type="dxa" w:w="120"/>
+            </w:tcMar>
+          </w:tcPr>
+          <w:p>
+            <w:r>
+              <w:rPr>
+                <w:rFonts w:ascii="Malgun Gothic" w:cs="Malgun Gothic" w:eastAsia="Malgun Gothic" w:hAnsi="Malgun Gothic"/>
+                <w:b w:val="false"/>
+                <w:bCs w:val="false"/>
+                <w:sz w:val="20"/>
+                <w:szCs w:val="20"/>
+              </w:rPr>
+              <w:t xml:space="preserve">기준 프레임 사이즈(px)</w:t>
+            </w:r>
+          </w:p>
+        </w:tc>
+      </w:tr>
+      <w:tr>
+        <w:tc>
+          <w:tcPr>
+            <w:tcW w:type="dxa" w:w="2600"/>
+            <w:tcBorders>
+              <w:top w:val="single" w:color="CCCCCC" w:sz="1"/>
+              <w:left w:val="single" w:color="CCCCCC" w:sz="1"/>
+              <w:bottom w:val="single" w:color="CCCCCC" w:sz="1"/>
+              <w:right w:val="single" w:color="CCCCCC" w:sz="1"/>
+            </w:tcBorders>
+            <w:tcMar>
+              <w:top w:type="dxa" w:w="80"/>
+              <w:left w:type="dxa" w:w="120"/>
+              <w:bottom w:type="dxa" w:w="80"/>
+              <w:right w:type="dxa" w:w="120"/>
+            </w:tcMar>
+          </w:tcPr>
+          <w:p>
+            <w:r>
+              <w:rPr>
+                <w:rFonts w:ascii="Malgun Gothic" w:cs="Malgun Gothic" w:eastAsia="Malgun Gothic" w:hAnsi="Malgun Gothic"/>
+                <w:b w:val="false"/>
+                <w:bCs w:val="false"/>
+                <w:sz w:val="20"/>
+                <w:szCs w:val="20"/>
+              </w:rPr>
+              <w:t xml:space="preserve">VIDEO_KBPS_MIN / MAX</w:t>
+            </w:r>
+          </w:p>
+        </w:tc>
+        <w:tc>
+          <w:tcPr>
+            <w:tcW w:type="dxa" w:w="1200"/>
+            <w:tcBorders>
+              <w:top w:val="single" w:color="CCCCCC" w:sz="1"/>
+              <w:left w:val="single" w:color="CCCCCC" w:sz="1"/>
+              <w:bottom w:val="single" w:color="CCCCCC" w:sz="1"/>
+              <w:right w:val="single" w:color="CCCCCC" w:sz="1"/>
+            </w:tcBorders>
+            <w:tcMar>
+              <w:top w:type="dxa" w:w="80"/>
+              <w:left w:type="dxa" w:w="120"/>
+              <w:bottom w:type="dxa" w:w="80"/>
+              <w:right w:type="dxa" w:w="120"/>
+            </w:tcMar>
+          </w:tcPr>
+          <w:p>
+            <w:r>
+              <w:rPr>
+                <w:rFonts w:ascii="Malgun Gothic" w:cs="Malgun Gothic" w:eastAsia="Malgun Gothic" w:hAnsi="Malgun Gothic"/>
+                <w:b w:val="false"/>
+                <w:bCs w:val="false"/>
+                <w:sz w:val="20"/>
+                <w:szCs w:val="20"/>
+              </w:rPr>
+              <w:t xml:space="preserve">3000 / 5500</w:t>
+            </w:r>
+          </w:p>
+        </w:tc>
+        <w:tc>
+          <w:tcPr>
+            <w:tcW w:type="dxa" w:w="5226"/>
+            <w:tcBorders>
+              <w:top w:val="single" w:color="CCCCCC" w:sz="1"/>
+              <w:left w:val="single" w:color="CCCCCC" w:sz="1"/>
+              <w:bottom w:val="single" w:color="CCCCCC" w:sz="1"/>
+              <w:right w:val="single" w:color="CCCCCC" w:sz="1"/>
+            </w:tcBorders>
+            <w:tcMar>
+              <w:top w:type="dxa" w:w="80"/>
+              <w:left w:type="dxa" w:w="120"/>
+              <w:bottom w:type="dxa" w:w="80"/>
+              <w:right w:type="dxa" w:w="120"/>
+            </w:tcMar>
+          </w:tcPr>
+          <w:p>
+            <w:r>
+              <w:rPr>
+                <w:rFonts w:ascii="Malgun Gothic" w:cs="Malgun Gothic" w:eastAsia="Malgun Gothic" w:hAnsi="Malgun Gothic"/>
+                <w:b w:val="false"/>
+                <w:bCs w:val="false"/>
+                <w:sz w:val="20"/>
+                <w:szCs w:val="20"/>
+              </w:rPr>
+              <w:t xml:space="preserve">기준 비트전송률 범위(kbps)</w:t>
+            </w:r>
+          </w:p>
+        </w:tc>
+      </w:tr>
+      <w:tr>
+        <w:tc>
+          <w:tcPr>
+            <w:tcW w:type="dxa" w:w="2600"/>
+            <w:tcBorders>
+              <w:top w:val="single" w:color="CCCCCC" w:sz="1"/>
+              <w:left w:val="single" w:color="CCCCCC" w:sz="1"/>
+              <w:bottom w:val="single" w:color="CCCCCC" w:sz="1"/>
+              <w:right w:val="single" w:color="CCCCCC" w:sz="1"/>
+            </w:tcBorders>
+            <w:tcMar>
+              <w:top w:type="dxa" w:w="80"/>
+              <w:left w:type="dxa" w:w="120"/>
+              <w:bottom w:type="dxa" w:w="80"/>
+              <w:right w:type="dxa" w:w="120"/>
+            </w:tcMar>
+          </w:tcPr>
+          <w:p>
+            <w:r>
+              <w:rPr>
+                <w:rFonts w:ascii="Malgun Gothic" w:cs="Malgun Gothic" w:eastAsia="Malgun Gothic" w:hAnsi="Malgun Gothic"/>
+                <w:b w:val="false"/>
+                <w:bCs w:val="false"/>
+                <w:sz w:val="20"/>
+                <w:szCs w:val="20"/>
+              </w:rPr>
+              <w:t xml:space="preserve">VIDEO_FPS_MIN / MAX</w:t>
+            </w:r>
+          </w:p>
+        </w:tc>
+        <w:tc>
+          <w:tcPr>
+            <w:tcW w:type="dxa" w:w="1200"/>
+            <w:tcBorders>
+              <w:top w:val="single" w:color="CCCCCC" w:sz="1"/>
+              <w:left w:val="single" w:color="CCCCCC" w:sz="1"/>
+              <w:bottom w:val="single" w:color="CCCCCC" w:sz="1"/>
+              <w:right w:val="single" w:color="CCCCCC" w:sz="1"/>
+            </w:tcBorders>
+            <w:tcMar>
+              <w:top w:type="dxa" w:w="80"/>
+              <w:left w:type="dxa" w:w="120"/>
+              <w:bottom w:type="dxa" w:w="80"/>
+              <w:right w:type="dxa" w:w="120"/>
+            </w:tcMar>
+          </w:tcPr>
+          <w:p>
+            <w:r>
+              <w:rPr>
+                <w:rFonts w:ascii="Malgun Gothic" w:cs="Malgun Gothic" w:eastAsia="Malgun Gothic" w:hAnsi="Malgun Gothic"/>
+                <w:b w:val="false"/>
+                <w:bCs w:val="false"/>
+                <w:sz w:val="20"/>
+                <w:szCs w:val="20"/>
+              </w:rPr>
+              <w:t xml:space="preserve">29.97 / 30</w:t>
+            </w:r>
+          </w:p>
+        </w:tc>
+        <w:tc>
+          <w:tcPr>
+            <w:tcW w:type="dxa" w:w="5226"/>
+            <w:tcBorders>
+              <w:top w:val="single" w:color="CCCCCC" w:sz="1"/>
+              <w:left w:val="single" w:color="CCCCCC" w:sz="1"/>
+              <w:bottom w:val="single" w:color="CCCCCC" w:sz="1"/>
+              <w:right w:val="single" w:color="CCCCCC" w:sz="1"/>
+            </w:tcBorders>
+            <w:tcMar>
+              <w:top w:type="dxa" w:w="80"/>
+              <w:left w:type="dxa" w:w="120"/>
+              <w:bottom w:type="dxa" w:w="80"/>
+              <w:right w:type="dxa" w:w="120"/>
+            </w:tcMar>
+          </w:tcPr>
+          <w:p>
+            <w:r>
+              <w:rPr>
+                <w:rFonts w:ascii="Malgun Gothic" w:cs="Malgun Gothic" w:eastAsia="Malgun Gothic" w:hAnsi="Malgun Gothic"/>
+                <w:b w:val="false"/>
+                <w:bCs w:val="false"/>
+                <w:sz w:val="20"/>
+                <w:szCs w:val="20"/>
+              </w:rPr>
+              <w:t xml:space="preserve">기준 프레임레이트 범위(fps)</w:t>
+            </w:r>
+          </w:p>
+        </w:tc>
+      </w:tr>
+      <w:tr>
+        <w:tc>
+          <w:tcPr>
+            <w:tcW w:type="dxa" w:w="2600"/>
+            <w:tcBorders>
+              <w:top w:val="single" w:color="CCCCCC" w:sz="1"/>
+              <w:left w:val="single" w:color="CCCCCC" w:sz="1"/>
+              <w:bottom w:val="single" w:color="CCCCCC" w:sz="1"/>
+              <w:right w:val="single" w:color="CCCCCC" w:sz="1"/>
+            </w:tcBorders>
+            <w:tcMar>
+              <w:top w:type="dxa" w:w="80"/>
+              <w:left w:type="dxa" w:w="120"/>
+              <w:bottom w:type="dxa" w:w="80"/>
+              <w:right w:type="dxa" w:w="120"/>
+            </w:tcMar>
+          </w:tcPr>
+          <w:p>
+            <w:r>
+              <w:rPr>
+                <w:rFonts w:ascii="Malgun Gothic" w:cs="Malgun Gothic" w:eastAsia="Malgun Gothic" w:hAnsi="Malgun Gothic"/>
+                <w:b w:val="false"/>
+                <w:bCs w:val="false"/>
+                <w:sz w:val="20"/>
+                <w:szCs w:val="20"/>
+              </w:rPr>
+              <w:t xml:space="preserve">VIDEO_BW_MIN</w:t>
+            </w:r>
+          </w:p>
+        </w:tc>
+        <w:tc>
+          <w:tcPr>
+            <w:tcW w:type="dxa" w:w="1200"/>
+            <w:tcBorders>
+              <w:top w:val="single" w:color="CCCCCC" w:sz="1"/>
+              <w:left w:val="single" w:color="CCCCCC" w:sz="1"/>
+              <w:bottom w:val="single" w:color="CCCCCC" w:sz="1"/>
+              <w:right w:val="single" w:color="CCCCCC" w:sz="1"/>
+            </w:tcBorders>
+            <w:tcMar>
+              <w:top w:type="dxa" w:w="80"/>
+              <w:left w:type="dxa" w:w="120"/>
+              <w:bottom w:type="dxa" w:w="80"/>
+              <w:right w:type="dxa" w:w="120"/>
+            </w:tcMar>
+          </w:tcPr>
+          <w:p>
+            <w:r>
+              <w:rPr>
+                <w:rFonts w:ascii="Malgun Gothic" w:cs="Malgun Gothic" w:eastAsia="Malgun Gothic" w:hAnsi="Malgun Gothic"/>
+                <w:b w:val="false"/>
+                <w:bCs w:val="false"/>
+                <w:sz w:val="20"/>
+                <w:szCs w:val="20"/>
+              </w:rPr>
+              <w:t xml:space="preserve">0.06</w:t>
+            </w:r>
+          </w:p>
+        </w:tc>
+        <w:tc>
+          <w:tcPr>
+            <w:tcW w:type="dxa" w:w="5226"/>
+            <w:tcBorders>
+              <w:top w:val="single" w:color="CCCCCC" w:sz="1"/>
+              <w:left w:val="single" w:color="CCCCCC" w:sz="1"/>
+              <w:bottom w:val="single" w:color="CCCCCC" w:sz="1"/>
+              <w:right w:val="single" w:color="CCCCCC" w:sz="1"/>
+            </w:tcBorders>
+            <w:tcMar>
+              <w:top w:type="dxa" w:w="80"/>
+              <w:left w:type="dxa" w:w="120"/>
+              <w:bottom w:type="dxa" w:w="80"/>
+              <w:right w:type="dxa" w:w="120"/>
+            </w:tcMar>
+          </w:tcPr>
+          <w:p>
+            <w:r>
+              <w:rPr>
+                <w:rFonts w:ascii="Malgun Gothic" w:cs="Malgun Gothic" w:eastAsia="Malgun Gothic" w:hAnsi="Malgun Gothic"/>
+                <w:b w:val="false"/>
+                <w:bCs w:val="false"/>
+                <w:sz w:val="20"/>
+                <w:szCs w:val="20"/>
+              </w:rPr>
+              <w:t xml:space="preserve">블랙/화이트 최소 지속(초, 2프레임@30fps)</w:t>
+            </w:r>
+          </w:p>
+        </w:tc>
+      </w:tr>
     </w:tbl>
     <w:p>
       <w:pPr>
@@ -2514,7 +3827,7 @@
           <w:sz w:val="20"/>
           <w:szCs w:val="20"/>
         </w:rPr>
-        <w:t xml:space="preserve">※ 제한 사항: 다른 NAS(nasN: 프리픽스) 과정은 워커가 접근할 수 없어 오디오 점검이 지원되지 않습니다. 분석 대상은 차시별 최신 종편 영상 1개입니다.</w:t>
+        <w:t xml:space="preserve">※ 참고: 분석 대상은 차시별 최신 종편 영상 1개입니다. 대구 NAS(미림소프트) 과정도 업로드 자동 점검과 차시 단위 수동 점검이 지원되며, 과정 전체 일괄 점검만 기본 NAS 전용입니다.</w:t>
       </w:r>
     </w:p>
     <w:sectPr>

--- a/오디오점검_기준.docx
+++ b/오디오점검_기준.docx
@@ -31,7 +31,7 @@
           <w:sz w:val="18"/>
           <w:szCs w:val="18"/>
         </w:rPr>
-        <w:t xml:space="preserve">미림미디어랩 콘텐츠 제작관리 시스템(CDMS) · 2026. 7. 7. 기준 (빌드 2026-07-07b)</w:t>
+        <w:t xml:space="preserve">미림미디어랩 콘텐츠 제작관리 시스템(CDMS) · 2026. 7. 7. 기준 (빌드 2026-07-07e)</w:t>
       </w:r>
     </w:p>
     <w:p>
@@ -2486,6 +2486,182 @@
           </w:p>
         </w:tc>
       </w:tr>
+      <w:tr>
+        <w:tc>
+          <w:tcPr>
+            <w:tcW w:type="dxa" w:w="700"/>
+            <w:tcBorders>
+              <w:top w:val="single" w:color="CCCCCC" w:sz="1"/>
+              <w:left w:val="single" w:color="CCCCCC" w:sz="1"/>
+              <w:bottom w:val="single" w:color="CCCCCC" w:sz="1"/>
+              <w:right w:val="single" w:color="CCCCCC" w:sz="1"/>
+            </w:tcBorders>
+            <w:tcMar>
+              <w:top w:type="dxa" w:w="80"/>
+              <w:left w:type="dxa" w:w="120"/>
+              <w:bottom w:type="dxa" w:w="80"/>
+              <w:right w:type="dxa" w:w="120"/>
+            </w:tcMar>
+          </w:tcPr>
+          <w:p>
+            <w:r>
+              <w:rPr>
+                <w:rFonts w:ascii="Malgun Gothic" w:cs="Malgun Gothic" w:eastAsia="Malgun Gothic" w:hAnsi="Malgun Gothic"/>
+                <w:b/>
+                <w:bCs/>
+                <w:sz w:val="20"/>
+                <w:szCs w:val="20"/>
+              </w:rPr>
+              <w:t xml:space="preserve">5</w:t>
+            </w:r>
+          </w:p>
+        </w:tc>
+        <w:tc>
+          <w:tcPr>
+            <w:tcW w:type="dxa" w:w="1400"/>
+            <w:tcBorders>
+              <w:top w:val="single" w:color="CCCCCC" w:sz="1"/>
+              <w:left w:val="single" w:color="CCCCCC" w:sz="1"/>
+              <w:bottom w:val="single" w:color="CCCCCC" w:sz="1"/>
+              <w:right w:val="single" w:color="CCCCCC" w:sz="1"/>
+            </w:tcBorders>
+            <w:tcMar>
+              <w:top w:type="dxa" w:w="80"/>
+              <w:left w:type="dxa" w:w="120"/>
+              <w:bottom w:type="dxa" w:w="80"/>
+              <w:right w:type="dxa" w:w="120"/>
+            </w:tcMar>
+          </w:tcPr>
+          <w:p>
+            <w:r>
+              <w:rPr>
+                <w:rFonts w:ascii="Malgun Gothic" w:cs="Malgun Gothic" w:eastAsia="Malgun Gothic" w:hAnsi="Malgun Gothic"/>
+                <w:b w:val="false"/>
+                <w:bCs w:val="false"/>
+                <w:sz w:val="20"/>
+                <w:szCs w:val="20"/>
+              </w:rPr>
+              <w:t xml:space="preserve">명도대비 (웹접근성)</w:t>
+            </w:r>
+          </w:p>
+        </w:tc>
+        <w:tc>
+          <w:tcPr>
+            <w:tcW w:type="dxa" w:w="1500"/>
+            <w:tcBorders>
+              <w:top w:val="single" w:color="CCCCCC" w:sz="1"/>
+              <w:left w:val="single" w:color="CCCCCC" w:sz="1"/>
+              <w:bottom w:val="single" w:color="CCCCCC" w:sz="1"/>
+              <w:right w:val="single" w:color="CCCCCC" w:sz="1"/>
+            </w:tcBorders>
+            <w:tcMar>
+              <w:top w:type="dxa" w:w="80"/>
+              <w:left w:type="dxa" w:w="120"/>
+              <w:bottom w:type="dxa" w:w="80"/>
+              <w:right w:type="dxa" w:w="120"/>
+            </w:tcMar>
+          </w:tcPr>
+          <w:p>
+            <w:r>
+              <w:rPr>
+                <w:rFonts w:ascii="Malgun Gothic" w:cs="Malgun Gothic" w:eastAsia="Malgun Gothic" w:hAnsi="Malgun Gothic"/>
+                <w:b w:val="false"/>
+                <w:bCs w:val="false"/>
+                <w:sz w:val="20"/>
+                <w:szCs w:val="20"/>
+              </w:rPr>
+              <w:t xml:space="preserve">contrast</w:t>
+            </w:r>
+          </w:p>
+        </w:tc>
+        <w:tc>
+          <w:tcPr>
+            <w:tcW w:type="dxa" w:w="3226"/>
+            <w:tcBorders>
+              <w:top w:val="single" w:color="CCCCCC" w:sz="1"/>
+              <w:left w:val="single" w:color="CCCCCC" w:sz="1"/>
+              <w:bottom w:val="single" w:color="CCCCCC" w:sz="1"/>
+              <w:right w:val="single" w:color="CCCCCC" w:sz="1"/>
+            </w:tcBorders>
+            <w:tcMar>
+              <w:top w:type="dxa" w:w="80"/>
+              <w:left w:type="dxa" w:w="120"/>
+              <w:bottom w:type="dxa" w:w="80"/>
+              <w:right w:type="dxa" w:w="120"/>
+            </w:tcMar>
+          </w:tcPr>
+          <w:p>
+            <w:r>
+              <w:rPr>
+                <w:rFonts w:ascii="Malgun Gothic" w:cs="Malgun Gothic" w:eastAsia="Malgun Gothic" w:hAnsi="Malgun Gothic"/>
+                <w:b w:val="false"/>
+                <w:bCs w:val="false"/>
+                <w:sz w:val="20"/>
+                <w:szCs w:val="20"/>
+              </w:rPr>
+              <w:t xml:space="preserve">5초 간격 프레임에서 자막·텍스트를 자동 인식(OCR)해 글자/배경 대비 계산 → 4.5:1(WCAG AA) 미달 구간 표시</w:t>
+            </w:r>
+          </w:p>
+        </w:tc>
+        <w:tc>
+          <w:tcPr>
+            <w:tcW w:type="dxa" w:w="1200"/>
+            <w:tcBorders>
+              <w:top w:val="single" w:color="CCCCCC" w:sz="1"/>
+              <w:left w:val="single" w:color="CCCCCC" w:sz="1"/>
+              <w:bottom w:val="single" w:color="CCCCCC" w:sz="1"/>
+              <w:right w:val="single" w:color="CCCCCC" w:sz="1"/>
+            </w:tcBorders>
+            <w:tcMar>
+              <w:top w:type="dxa" w:w="80"/>
+              <w:left w:type="dxa" w:w="120"/>
+              <w:bottom w:type="dxa" w:w="80"/>
+              <w:right w:type="dxa" w:w="120"/>
+            </w:tcMar>
+          </w:tcPr>
+          <w:p>
+            <w:r>
+              <w:rPr>
+                <w:rFonts w:ascii="Malgun Gothic" w:cs="Malgun Gothic" w:eastAsia="Malgun Gothic" w:hAnsi="Malgun Gothic"/>
+                <w:b w:val="false"/>
+                <w:bCs w:val="false"/>
+                <w:sz w:val="20"/>
+                <w:szCs w:val="20"/>
+              </w:rPr>
+              <w:t xml:space="preserve">자막·그래픽 텍스트의 가독성 — 저시력 사용자 접근성</w:t>
+            </w:r>
+          </w:p>
+        </w:tc>
+        <w:tc>
+          <w:tcPr>
+            <w:tcW w:type="dxa" w:w="1000"/>
+            <w:tcBorders>
+              <w:top w:val="single" w:color="CCCCCC" w:sz="1"/>
+              <w:left w:val="single" w:color="CCCCCC" w:sz="1"/>
+              <w:bottom w:val="single" w:color="CCCCCC" w:sz="1"/>
+              <w:right w:val="single" w:color="CCCCCC" w:sz="1"/>
+            </w:tcBorders>
+            <w:tcMar>
+              <w:top w:type="dxa" w:w="80"/>
+              <w:left w:type="dxa" w:w="120"/>
+              <w:bottom w:type="dxa" w:w="80"/>
+              <w:right w:type="dxa" w:w="120"/>
+            </w:tcMar>
+          </w:tcPr>
+          <w:p>
+            <w:r>
+              <w:rPr>
+                <w:rFonts w:ascii="Malgun Gothic" w:cs="Malgun Gothic" w:eastAsia="Malgun Gothic" w:hAnsi="Malgun Gothic"/>
+                <w:b w:val="false"/>
+                <w:bCs w:val="false"/>
+                <w:sz w:val="20"/>
+                <w:szCs w:val="20"/>
+              </w:rPr>
+              <w:t xml:space="preserve">주의(warn)</w:t>
+            </w:r>
+          </w:p>
+        </w:tc>
+      </w:tr>
     </w:tbl>
     <w:p>
       <w:pPr>
@@ -2514,7 +2690,7 @@
           <w:sz w:val="20"/>
           <w:szCs w:val="20"/>
         </w:rPr>
-        <w:t xml:space="preserve">※ 규격(1~3번) 항목은 파일 전체 속성이라 구간 없이 "파일 전체"로 표시되며, 블랙/화이트 프레임은 초 단위 구간으로 표시되고 시간을 클릭하면 해당 위치가 재생됩니다. 인트로의 의도적 페이드(어두워짐)도 검출될 수 있으니 구간을 확인 후 판단하세요.</w:t>
+        <w:t xml:space="preserve">※ 규격(1~3번) 항목은 파일 전체 속성이라 구간 없이 "파일 전체"로 표시되며, 블랙/화이트 프레임은 초 단위 구간으로 표시되고 시간을 클릭하면 해당 위치가 재생됩니다. 인트로의 의도적 페이드(어두워짐)도 검출될 수 있으니 구간을 확인 후 판단하세요. 명도대비(5번)는 자동 검출된 구간을 클릭해 영상검수 화면에서 확인할 수 있으며, 화면의 "🎨 명도대비" 스포이드(💉 글자색·💉 배경색 클릭)로 정확한 값을 재확인할 수 있습니다. OCR 기반 자동 검출은 근사치이므로 스타일이 특이한 글꼴은 놓치거나 과검출될 수 있습니다.</w:t>
       </w:r>
     </w:p>
     <w:p>
@@ -3795,6 +3971,184 @@
                 <w:szCs w:val="20"/>
               </w:rPr>
               <w:t xml:space="preserve">블랙/화이트 최소 지속(초, 2프레임@30fps)</w:t>
+            </w:r>
+          </w:p>
+        </w:tc>
+      </w:tr>
+      <w:tr>
+        <w:tc>
+          <w:tcPr>
+            <w:tcW w:type="dxa" w:w="2600"/>
+            <w:tcBorders>
+              <w:top w:val="single" w:color="CCCCCC" w:sz="1"/>
+              <w:left w:val="single" w:color="CCCCCC" w:sz="1"/>
+              <w:bottom w:val="single" w:color="CCCCCC" w:sz="1"/>
+              <w:right w:val="single" w:color="CCCCCC" w:sz="1"/>
+            </w:tcBorders>
+            <w:tcMar>
+              <w:top w:type="dxa" w:w="80"/>
+              <w:left w:type="dxa" w:w="120"/>
+              <w:bottom w:type="dxa" w:w="80"/>
+              <w:right w:type="dxa" w:w="120"/>
+            </w:tcMar>
+          </w:tcPr>
+          <w:p>
+            <w:r>
+              <w:rPr>
+                <w:rFonts w:ascii="Malgun Gothic" w:cs="Malgun Gothic" w:eastAsia="Malgun Gothic" w:hAnsi="Malgun Gothic"/>
+                <w:b w:val="false"/>
+                <w:bCs w:val="false"/>
+                <w:sz w:val="20"/>
+                <w:szCs w:val="20"/>
+              </w:rPr>
+              <w:t xml:space="preserve">CCA_INTERVAL / CCA_RATIO</w:t>
+            </w:r>
+          </w:p>
+        </w:tc>
+        <w:tc>
+          <w:tcPr>
+            <w:tcW w:type="dxa" w:w="1200"/>
+            <w:tcBorders>
+              <w:top w:val="single" w:color="CCCCCC" w:sz="1"/>
+              <w:left w:val="single" w:color="CCCCCC" w:sz="1"/>
+              <w:bottom w:val="single" w:color="CCCCCC" w:sz="1"/>
+              <w:right w:val="single" w:color="CCCCCC" w:sz="1"/>
+            </w:tcBorders>
+            <w:tcMar>
+              <w:top w:type="dxa" w:w="80"/>
+              <w:left w:type="dxa" w:w="120"/>
+              <w:bottom w:type="dxa" w:w="80"/>
+              <w:right w:type="dxa" w:w="120"/>
+            </w:tcMar>
+          </w:tcPr>
+          <w:p>
+            <w:r>
+              <w:rPr>
+                <w:rFonts w:ascii="Malgun Gothic" w:cs="Malgun Gothic" w:eastAsia="Malgun Gothic" w:hAnsi="Malgun Gothic"/>
+                <w:b w:val="false"/>
+                <w:bCs w:val="false"/>
+                <w:sz w:val="20"/>
+                <w:szCs w:val="20"/>
+              </w:rPr>
+              <w:t xml:space="preserve">5 / 4.5</w:t>
+            </w:r>
+          </w:p>
+        </w:tc>
+        <w:tc>
+          <w:tcPr>
+            <w:tcW w:type="dxa" w:w="5226"/>
+            <w:tcBorders>
+              <w:top w:val="single" w:color="CCCCCC" w:sz="1"/>
+              <w:left w:val="single" w:color="CCCCCC" w:sz="1"/>
+              <w:bottom w:val="single" w:color="CCCCCC" w:sz="1"/>
+              <w:right w:val="single" w:color="CCCCCC" w:sz="1"/>
+            </w:tcBorders>
+            <w:tcMar>
+              <w:top w:type="dxa" w:w="80"/>
+              <w:left w:type="dxa" w:w="120"/>
+              <w:bottom w:type="dxa" w:w="80"/>
+              <w:right w:type="dxa" w:w="120"/>
+            </w:tcMar>
+          </w:tcPr>
+          <w:p>
+            <w:r>
+              <w:rPr>
+                <w:rFonts w:ascii="Malgun Gothic" w:cs="Malgun Gothic" w:eastAsia="Malgun Gothic" w:hAnsi="Malgun Gothic"/>
+                <w:b w:val="false"/>
+                <w:bCs w:val="false"/>
+                <w:sz w:val="20"/>
+                <w:szCs w:val="20"/>
+              </w:rPr>
+              <w:t xml:space="preserve">명도대비 샘플 간격(초) / 기준 대비</w:t>
+            </w:r>
+          </w:p>
+        </w:tc>
+      </w:tr>
+      <w:tr>
+        <w:tc>
+          <w:tcPr>
+            <w:tcW w:type="dxa" w:w="2600"/>
+            <w:tcBorders>
+              <w:top w:val="single" w:color="CCCCCC" w:sz="1"/>
+              <w:left w:val="single" w:color="CCCCCC" w:sz="1"/>
+              <w:bottom w:val="single" w:color="CCCCCC" w:sz="1"/>
+              <w:right w:val="single" w:color="CCCCCC" w:sz="1"/>
+            </w:tcBorders>
+            <w:tcMar>
+              <w:top w:type="dxa" w:w="80"/>
+              <w:left w:type="dxa" w:w="120"/>
+              <w:bottom w:type="dxa" w:w="80"/>
+              <w:right w:type="dxa" w:w="120"/>
+            </w:tcMar>
+          </w:tcPr>
+          <w:p>
+            <w:r>
+              <w:rPr>
+                <w:rFonts w:ascii="Malgun Gothic" w:cs="Malgun Gothic" w:eastAsia="Malgun Gothic" w:hAnsi="Malgun Gothic"/>
+                <w:b w:val="false"/>
+                <w:bCs w:val="false"/>
+                <w:sz w:val="20"/>
+                <w:szCs w:val="20"/>
+              </w:rPr>
+              <w:t xml:space="preserve">CCA_MIN_H</w:t>
+            </w:r>
+          </w:p>
+        </w:tc>
+        <w:tc>
+          <w:tcPr>
+            <w:tcW w:type="dxa" w:w="1200"/>
+            <w:tcBorders>
+              <w:top w:val="single" w:color="CCCCCC" w:sz="1"/>
+              <w:left w:val="single" w:color="CCCCCC" w:sz="1"/>
+              <w:bottom w:val="single" w:color="CCCCCC" w:sz="1"/>
+              <w:right w:val="single" w:color="CCCCCC" w:sz="1"/>
+            </w:tcBorders>
+            <w:tcMar>
+              <w:top w:type="dxa" w:w="80"/>
+              <w:left w:type="dxa" w:w="120"/>
+              <w:bottom w:type="dxa" w:w="80"/>
+              <w:right w:type="dxa" w:w="120"/>
+            </w:tcMar>
+          </w:tcPr>
+          <w:p>
+            <w:r>
+              <w:rPr>
+                <w:rFonts w:ascii="Malgun Gothic" w:cs="Malgun Gothic" w:eastAsia="Malgun Gothic" w:hAnsi="Malgun Gothic"/>
+                <w:b w:val="false"/>
+                <w:bCs w:val="false"/>
+                <w:sz w:val="20"/>
+                <w:szCs w:val="20"/>
+              </w:rPr>
+              <w:t xml:space="preserve">14</w:t>
+            </w:r>
+          </w:p>
+        </w:tc>
+        <w:tc>
+          <w:tcPr>
+            <w:tcW w:type="dxa" w:w="5226"/>
+            <w:tcBorders>
+              <w:top w:val="single" w:color="CCCCCC" w:sz="1"/>
+              <w:left w:val="single" w:color="CCCCCC" w:sz="1"/>
+              <w:bottom w:val="single" w:color="CCCCCC" w:sz="1"/>
+              <w:right w:val="single" w:color="CCCCCC" w:sz="1"/>
+            </w:tcBorders>
+            <w:tcMar>
+              <w:top w:type="dxa" w:w="80"/>
+              <w:left w:type="dxa" w:w="120"/>
+              <w:bottom w:type="dxa" w:w="80"/>
+              <w:right w:type="dxa" w:w="120"/>
+            </w:tcMar>
+          </w:tcPr>
+          <w:p>
+            <w:r>
+              <w:rPr>
+                <w:rFonts w:ascii="Malgun Gothic" w:cs="Malgun Gothic" w:eastAsia="Malgun Gothic" w:hAnsi="Malgun Gothic"/>
+                <w:b w:val="false"/>
+                <w:bCs w:val="false"/>
+                <w:sz w:val="20"/>
+                <w:szCs w:val="20"/>
+              </w:rPr>
+              <w:t xml:space="preserve">명도대비 검사 최소 글자 높이(px)</w:t>
             </w:r>
           </w:p>
         </w:tc>
